--- a/ru/discovery-articles/4.2 Антибиотики.docx
+++ b/ru/discovery-articles/4.2 Антибиотики.docx
@@ -4,136 +4,103 @@
   <w:body>
     <w:p>
       <w:pPr>
-        <w:spacing w:before="0" w:after="80"/>
+        <w:pStyle w:val="Title"/>
+        <w:widowControl/>
       </w:pPr>
       <w:r>
-        <w:rPr>
-          <w:rFonts w:ascii="Calibri" w:hAnsi="Calibri" w:cs="Calibri"/>
-          <w:b/>
-          <w:color w:val="2E74B5"/>
-          <w:sz w:val="20"/>
-        </w:rPr>
-        <w:t>4. Медицина, биология и общественное здравоохранение</w:t>
+        <w:t>4.2 Антибиотики</w:t>
       </w:r>
     </w:p>
     <w:p>
       <w:pPr>
         <w:keepNext/>
-        <w:spacing w:before="0" w:after="120"/>
+        <w:widowControl/>
       </w:pPr>
       <w:r>
         <w:rPr>
-          <w:rFonts w:ascii="Calibri" w:hAnsi="Calibri" w:cs="Calibri"/>
-          <w:b/>
-          <w:color w:val="0B2545"/>
-          <w:sz w:val="48"/>
+          <w:sz w:val="20"/>
         </w:rPr>
-        <w:t>4.2 Антибиотики</w:t>
+        <w:t>4. Медицина, биология и общественное здоровье</w:t>
       </w:r>
     </w:p>
     <w:p>
       <w:pPr>
-        <w:spacing w:before="0" w:after="200" w:line="276" w:lineRule="auto"/>
+        <w:keepNext/>
+        <w:widowControl/>
       </w:pPr>
       <w:r>
         <w:rPr>
-          <w:rFonts w:ascii="Calibri" w:hAnsi="Calibri" w:cs="Calibri"/>
-          <w:i/>
-          <w:color w:val="666666"/>
-          <w:sz w:val="21"/>
+          <w:sz w:val="20"/>
         </w:rPr>
-        <w:t>Период: 1928 год — открытие пенициллина Флемингом; 1940-е годы — массовое производство и начало широкого клинического применения | Ключевые фигуры: Александр Флеминг (открытие, 1928); Говард Флори и Эрнст Чейн (разработка лекарственного препарата, 1940-е)</w:t>
+        <w:t>Период: 1928 год — открытие пенициллина Флемингом; 1940-е — массовое производство и клиническое применение | Основные участники: Александр Флеминг, открытие; Говард Флори и Эрнст Чейн, разработка лекарства</w:t>
       </w:r>
     </w:p>
     <w:p>
       <w:pPr>
-        <w:spacing w:before="0" w:after="200" w:line="300" w:lineRule="auto"/>
+        <w:widowControl/>
       </w:pPr>
       <w:r>
-        <w:rPr>
-          <w:rFonts w:ascii="Calibri" w:hAnsi="Calibri" w:cs="Calibri"/>
-          <w:color w:val="0B2545"/>
-          <w:sz w:val="23"/>
-        </w:rPr>
-        <w:t>Антибиотики уничтожают бактерии или мешают им размножаться. Пенициллин и появившиеся вслед за ним препараты превратили многие смертельно опасные инфекции в излечимые болезни — пока растущая устойчивость бактерий не начала сокращать это преимущество.</w:t>
+        <w:t>Антибиотики уничтожают бактерии или останавливают их рост. Пенициллин и последующие препараты сделали многие прежде смертельные инфекции излечимыми, пока распространение устойчивости не стало ослаблять этот успех.</w:t>
       </w:r>
     </w:p>
     <w:p>
       <w:pPr>
         <w:pStyle w:val="Heading1"/>
+        <w:widowControl/>
       </w:pPr>
       <w:r>
-        <w:t>Ключевые факты</w:t>
+        <w:t>Кратко о главном</w:t>
       </w:r>
     </w:p>
     <w:p>
       <w:pPr>
-        <w:keepLines/>
-        <w:spacing w:after="80" w:line="300" w:lineRule="auto"/>
-        <w:numPr>
-          <w:ilvl w:val="0"/>
-          <w:numId w:val="10"/>
-        </w:numPr>
+        <w:pStyle w:val="ListBullet"/>
+        <w:widowControl/>
       </w:pPr>
       <w:r>
-        <w:t>Александр Флеминг обнаружил антибактериальное действие пенициллина в 1928 году.</w:t>
+        <w:t>В 1928 году Флеминг наблюдал действие пенициллина.</w:t>
       </w:r>
     </w:p>
     <w:p>
       <w:pPr>
-        <w:keepLines/>
-        <w:spacing w:after="80" w:line="300" w:lineRule="auto"/>
-        <w:numPr>
-          <w:ilvl w:val="0"/>
-          <w:numId w:val="10"/>
-        </w:numPr>
+        <w:pStyle w:val="ListBullet"/>
+        <w:widowControl/>
       </w:pPr>
       <w:r>
-        <w:t>Говард Флори, Эрнст Чейн и их коллеги превратили это открытие в пригодное для лечения средство в 1940-х годах.</w:t>
+        <w:t>В 1940-х Флори, Чейн и коллеги превратили его в пригодное лекарство.</w:t>
       </w:r>
     </w:p>
     <w:p>
       <w:pPr>
-        <w:keepLines/>
-        <w:spacing w:after="80" w:line="300" w:lineRule="auto"/>
-        <w:numPr>
-          <w:ilvl w:val="0"/>
-          <w:numId w:val="10"/>
-        </w:numPr>
+        <w:pStyle w:val="ListBullet"/>
+        <w:widowControl/>
       </w:pPr>
       <w:r>
-        <w:t>Антибиотики действуют на бактерии, но не помогают против вирусов, вызывающих, например, грипп и простуду.</w:t>
+        <w:t>Антибиотики действуют на бактерии, а не на вирусы гриппа или простуды.</w:t>
       </w:r>
     </w:p>
     <w:p>
       <w:pPr>
-        <w:keepLines/>
-        <w:spacing w:after="80" w:line="300" w:lineRule="auto"/>
-        <w:numPr>
-          <w:ilvl w:val="0"/>
-          <w:numId w:val="10"/>
-        </w:numPr>
+        <w:pStyle w:val="ListBullet"/>
+        <w:widowControl/>
       </w:pPr>
       <w:r>
-        <w:t>Устойчивость возникает в результате эволюции бактерий, способных пережить действие препарата.</w:t>
+        <w:t>Устойчивость возникает, когда бактерии эволюционируют и выживают при действии препарата.</w:t>
       </w:r>
     </w:p>
     <w:p>
       <w:pPr>
-        <w:keepLines/>
-        <w:spacing w:after="80" w:line="300" w:lineRule="auto"/>
-        <w:numPr>
-          <w:ilvl w:val="0"/>
-          <w:numId w:val="10"/>
-        </w:numPr>
+        <w:pStyle w:val="ListBullet"/>
+        <w:widowControl/>
       </w:pPr>
       <w:r>
-        <w:t>Антибиотики преобразили хирургию и акушерство, позволив предотвращать и лечить опасные инфекции.</w:t>
+        <w:t>Профилактика инфекций антибиотиками также изменила хирургию и родовспоможение.</w:t>
       </w:r>
     </w:p>
     <w:p>
       <w:pPr>
         <w:pStyle w:val="Heading1"/>
+        <w:widowControl/>
       </w:pPr>
       <w:r>
         <w:t>Что это такое</w:t>
@@ -141,143 +108,101 @@
     </w:p>
     <w:p>
       <w:pPr>
-        <w:keepLines w:val="0"/>
+        <w:widowControl/>
       </w:pPr>
       <w:r>
-        <w:t>Антибиотик — это вещество, которое поражает бактерии, способные вызывать инфекционные заболевания, и при этом наносит пациенту значительно меньший вред. Одни препараты убивают бактериальные клетки, другие останавливают их размножение, давая иммунной системе время завершить борьбу.</w:t>
-      </w:r>
-    </w:p>
-    <w:p>
-      <w:pPr>
-        <w:keepLines w:val="0"/>
-      </w:pPr>
-      <w:r>
-        <w:t>На вирусы антибиотики не действуют. Поэтому пенициллин не нужен при обычной простуде, а необоснованный приём таких лекарств опасен. Антибиотик можно сравнить с избирательным гербицидом: он полезен лишь тогда, когда направлен против подходящей мишени.</w:t>
+        <w:t>Антибиотик — вещество, повреждающее бактерии, одноклеточные микроорганизмы, способные вызывать инфекции, и при этом меньше вредящее пациенту. Одни препараты убивают бактерии, другие мешают размножению, позволяя иммунной системе завершить борьбу. На вирусы они не действуют. Поэтому пенициллин не нужен против самой простуды, а неправильное применение опасно. Это похоже на избирательное средство против сорняков: оно полезно лишь против подходящей цели.</w:t>
       </w:r>
     </w:p>
     <w:p>
       <w:pPr>
         <w:pStyle w:val="Heading1"/>
+        <w:widowControl/>
       </w:pPr>
       <w:r>
-        <w:t>Кто это открыл или изобрёл</w:t>
+        <w:t>Кто открыл или изобрёл</w:t>
       </w:r>
     </w:p>
     <w:p>
       <w:pPr>
-        <w:keepLines w:val="0"/>
+        <w:widowControl/>
       </w:pPr>
       <w:r>
-        <w:t>В 1928 году Александр Флеминг, работавший в лондонской больнице Святой Марии, заметил, что вокруг плесени Penicillium на лабораторной чашке исчезают бактерии. Он опубликовал наблюдение, но не сумел получить из вещества стабильный очищенный препарат.</w:t>
-      </w:r>
-    </w:p>
-    <w:p>
-      <w:pPr>
-        <w:keepLines w:val="0"/>
-      </w:pPr>
-      <w:r>
-        <w:t>Спустя десятилетие Говард Флори, Эрнст Чейн, Норман Хитли и другие исследователи в Оксфорде превратили пенициллин в лекарство; во время войны его промышленное производство развернули в США. Позднее Зельман Ваксман с коллегами обнаружил стрептомицин в почвенных микроорганизмах. Многие антибиотики были найдены именно среди веществ, которыми живые организмы защищаются друг от друга.</w:t>
+        <w:t>В 1928 году в лондонской больнице Святой Марии Флеминг заметил, что вокруг плесени Penicillium на питательной чашке исчезли бактерии. Он опубликовал наблюдение, но не смог получить очищенный устойчивый препарат. Десятилетие спустя Флори, Чейн, Норман Хитли и другие исследователи Оксфорда превратили пенициллин в лекарство; в военные годы производство развернули в США. Позднее Зельман Ваксман и коллеги нашли стрептомицин у почвенных микробов. Многие антибиотики происходят от веществ, создаваемых другими живыми организмами.</w:t>
       </w:r>
     </w:p>
     <w:p>
       <w:pPr>
         <w:pStyle w:val="Heading1"/>
+        <w:widowControl/>
       </w:pPr>
       <w:r>
-        <w:t>Когда и как это появилось</w:t>
+        <w:t>Когда и как появилось</w:t>
       </w:r>
     </w:p>
     <w:p>
       <w:pPr>
-        <w:keepLines w:val="0"/>
+        <w:widowControl/>
       </w:pPr>
       <w:r>
-        <w:t>Во время Второй мировой войны особенно остро требовалось средство против инфекций в ранах. Случайная находка Флеминга соединилась с систематической работой химиков и возможностями промышленной ферментации.</w:t>
-      </w:r>
-    </w:p>
-    <w:p>
-      <w:pPr>
-        <w:keepLines w:val="0"/>
-      </w:pPr>
-      <w:r>
-        <w:t>После 1945 года новые классы антибиотиков появлялись один за другим. На некоторое время возникло ощущение, что бактериальные заболевания отступают и вскоре могут перестать быть серьёзной угрозой.</w:t>
+        <w:t>Вторая мировая война создала срочную потребность остановить раневые инфекции. Соединились случайность загрязнённой чашки Флеминга, систематическая химическая работа и промышленная ферментация — выращивание микроорганизмов для получения продукта. После 1945 года быстро появлялись новые классы антибиотиков. Целому поколению казалось, что бактериальные болезни отступают.</w:t>
       </w:r>
     </w:p>
     <w:p>
       <w:pPr>
         <w:pStyle w:val="Heading1"/>
+        <w:widowControl/>
       </w:pPr>
       <w:r>
-        <w:t>Научное значение</w:t>
+        <w:t>Значение для науки</w:t>
       </w:r>
     </w:p>
     <w:p>
       <w:pPr>
-        <w:keepLines w:val="0"/>
+        <w:widowControl/>
       </w:pPr>
       <w:r>
-        <w:t>Антибиотики подтвердили микробную теорию болезней самым убедительным практическим способом: уничтожение возбудителя спасало больного. Одновременно они позволили наблюдать эволюцию почти в реальном времени. Бактерии, пережившие воздействие лекарства, передают потомкам гены устойчивости.</w:t>
-      </w:r>
-    </w:p>
-    <w:p>
-      <w:pPr>
-        <w:keepLines w:val="0"/>
-      </w:pPr>
-      <w:r>
-        <w:t>Так естественный отбор разворачивается прямо в больницах и животноводческих хозяйствах. Антибиотики также закрепили в фармакологии принцип избирательной токсичности: поразить возбудителя и по возможности не повредить организму человека.</w:t>
+        <w:t>Антибиотики практически подтвердили микробную теорию: уничтожение возбудителя могло спасти пациента. Они же показали эволюцию в реальном времени. Выжившие бактерии передают гены устойчивости — естественный отбор действует в больницах и хозяйствах. Эти препараты научили химиков искать избирательную токсичность: вредить возбудителю, щадя организм хозяина.</w:t>
       </w:r>
     </w:p>
     <w:p>
       <w:pPr>
         <w:pStyle w:val="Heading1"/>
+        <w:widowControl/>
       </w:pPr>
       <w:r>
-        <w:t>Влияние на последующее развитие</w:t>
+        <w:t>Влияние на дальнейшее развитие</w:t>
       </w:r>
     </w:p>
     <w:p>
       <w:pPr>
-        <w:keepLines w:val="0"/>
+        <w:widowControl/>
       </w:pPr>
       <w:r>
-        <w:t>Благодаря возможности лечить инфекции стали безопаснее хирургические операции, трансплантация органов и противоопухолевая химиотерапия. Регулярное применение антибиотиков повысило продуктивность животноводства, но со временем цена этой практики — ускоренное распространение устойчивости — стала очевидной.</w:t>
-      </w:r>
-    </w:p>
-    <w:p>
-      <w:pPr>
-        <w:keepLines w:val="0"/>
-      </w:pPr>
-      <w:r>
-        <w:t>Сегодня исследователи ищут новые препараты и совершенствуют ответственное применение уже существующих: правильное лекарство должно назначаться в нужной дозе и только при необходимости. Важной частью этой работы стали методы диагностики, позволяющие быстро отличить бактериальную инфекцию от вирусной.</w:t>
+        <w:t>Лечение инфекций сделало безопаснее операции, пересадку органов и химиотерапию рака. Регулярное применение в животноводстве увеличивало выпуск продукции, но теперь его последствия оцениваются как серьёзная проблема. Исследователи ищут новые лекарства и более ответственное использование: подходящий препарат и дозу только при необходимости. Часть этой работы — диагностика, различающая бактериальные и вирусные инфекции.</w:t>
       </w:r>
     </w:p>
     <w:p>
       <w:pPr>
         <w:pStyle w:val="Heading1"/>
+        <w:widowControl/>
       </w:pPr>
       <w:r>
-        <w:t>Как это изменило жизнь людей</w:t>
+        <w:t>Как изменило жизнь людей</w:t>
       </w:r>
     </w:p>
     <w:p>
       <w:pPr>
-        <w:keepLines w:val="0"/>
+        <w:widowControl/>
       </w:pPr>
       <w:r>
-        <w:t>После распространения антибиотиков у ребёнка с пневмонией или женщины с послеродовой инфекцией стало гораздо больше шансов выжить. Средняя продолжительность жизни выросла, а прежде рискованные медицинские вмешательства вошли в обычную практику.</w:t>
-      </w:r>
-    </w:p>
-    <w:p>
-      <w:pPr>
-        <w:keepLines w:val="0"/>
-      </w:pPr>
-      <w:r>
-        <w:t>Однако привычка ожидать таблетку при любой температуре способствовала росту устойчивости. Человечество получило чрезвычайно ценный, но исчерпаемый ресурс: сохранить действенность антибиотиков теперь обязанность не только врача, но и всего общества.</w:t>
+        <w:t>После распространения антибиотиков у ребёнка с пневмонией или матери после родов значительно выросли шансы выжить. Увеличилась продолжительность жизни. Но люди привыкли ожидать таблетку при любой лихорадке, способствуя устойчивости. Общество получило ценный ресурс, действие которого не бесконечно. Сохранение его эффективности стало общей обязанностью, а не только решением врача.</w:t>
       </w:r>
     </w:p>
     <w:p>
       <w:pPr>
         <w:pStyle w:val="Heading1"/>
+        <w:widowControl/>
       </w:pPr>
       <w:r>
         <w:t>Источники и литература</w:t>
@@ -286,132 +211,139 @@
     <w:p>
       <w:pPr>
         <w:pStyle w:val="Heading2"/>
+        <w:widowControl/>
       </w:pPr>
       <w:r>
-        <w:t>C. Материалы научных учреждений и энциклопедий</w:t>
+        <w:rPr>
+          <w:sz w:val="20"/>
+        </w:rPr>
+        <w:t>Материалы организаций и энциклопедии</w:t>
       </w:r>
     </w:p>
     <w:p>
       <w:pPr>
-        <w:keepLines/>
-        <w:spacing w:after="80" w:line="300" w:lineRule="auto"/>
-        <w:numPr>
-          <w:ilvl w:val="0"/>
-          <w:numId w:val="11"/>
-        </w:numPr>
+        <w:widowControl/>
       </w:pPr>
       <w:r>
-        <w:t>Всемирная организация здравоохранения. Информационный бюллетень об устойчивости к противомикробным препаратам.</w:t>
+        <w:rPr>
+          <w:sz w:val="20"/>
+        </w:rPr>
+        <w:t xml:space="preserve">1. World Health Organization. Antimicrobial resistance fact sheet. </w:t>
       </w:r>
+      <w:hyperlink r:id="rId9">
+        <w:r>
+          <w:rPr>
+            <w:sz w:val="20"/>
+          </w:rPr>
+          <w:t>https://www.who.int/news-room/fact-sheets/detail/antimicrobial-resistance</w:t>
+        </w:r>
+      </w:hyperlink>
       <w:r>
-        <w:t xml:space="preserve"> </w:t>
+        <w:rPr>
+          <w:sz w:val="20"/>
+        </w:rPr>
+      </w:r>
+    </w:p>
+    <w:p>
+      <w:pPr>
+        <w:widowControl/>
+      </w:pPr>
+      <w:r>
+        <w:rPr>
+          <w:sz w:val="20"/>
+        </w:rPr>
+        <w:t xml:space="preserve">2. Encyclopaedia Britannica. 'Antibiotic.' </w:t>
+      </w:r>
+      <w:hyperlink r:id="rId10">
+        <w:r>
+          <w:rPr>
+            <w:sz w:val="20"/>
+          </w:rPr>
+          <w:t>https://www.britannica.com/science/antibiotic</w:t>
+        </w:r>
+      </w:hyperlink>
+      <w:r>
+        <w:rPr>
+          <w:sz w:val="20"/>
+        </w:rPr>
+      </w:r>
+    </w:p>
+    <w:p>
+      <w:pPr>
+        <w:pStyle w:val="Heading2"/>
+        <w:widowControl/>
+      </w:pPr>
+      <w:r>
+        <w:rPr>
+          <w:sz w:val="20"/>
+        </w:rPr>
+        <w:t>Материалы музеев, архивов и библиотек</w:t>
+      </w:r>
+    </w:p>
+    <w:p>
+      <w:pPr>
+        <w:widowControl/>
+      </w:pPr>
+      <w:r>
+        <w:rPr>
+          <w:sz w:val="20"/>
+        </w:rPr>
+        <w:t xml:space="preserve">1. Science Museum (London). Penicillin and antibiotic resistance. </w:t>
       </w:r>
       <w:hyperlink r:id="rId11">
         <w:r>
           <w:rPr>
-            <w:color w:val="0563C1"/>
-            <w:u w:val="single"/>
+            <w:sz w:val="20"/>
           </w:rPr>
-          <w:t>https://www.who.int/news-room/fact-sheets/detail/antimicrobial-resistance</w:t>
+          <w:t>https://www.sciencemuseum.org.uk/objects-and-stories/medicine/antibiotic-resistance</w:t>
         </w:r>
       </w:hyperlink>
+      <w:r>
+        <w:rPr>
+          <w:sz w:val="20"/>
+        </w:rPr>
+      </w:r>
     </w:p>
     <w:p>
       <w:pPr>
-        <w:keepLines/>
-        <w:spacing w:after="80" w:line="300" w:lineRule="auto"/>
-        <w:numPr>
-          <w:ilvl w:val="0"/>
-          <w:numId w:val="11"/>
-        </w:numPr>
+        <w:pStyle w:val="Heading2"/>
+        <w:widowControl/>
       </w:pPr>
       <w:r>
-        <w:t>Encyclopaedia Britannica. «Antibiotic».</w:t>
+        <w:rPr>
+          <w:sz w:val="20"/>
+        </w:rPr>
+        <w:t>Космические агентства, лаборатории и научные организации</w:t>
       </w:r>
+    </w:p>
+    <w:p>
+      <w:pPr>
+        <w:widowControl/>
+      </w:pPr>
       <w:r>
-        <w:t xml:space="preserve"> </w:t>
+        <w:rPr>
+          <w:sz w:val="20"/>
+        </w:rPr>
+        <w:t xml:space="preserve">1. Nobel Prize. The Nobel Prize in Physiology or Medicine 1945 (Fleming, Chain, Florey). </w:t>
       </w:r>
       <w:hyperlink r:id="rId12">
         <w:r>
           <w:rPr>
-            <w:color w:val="0563C1"/>
-            <w:u w:val="single"/>
-          </w:rPr>
-          <w:t>https://www.britannica.com/science/antibiotic</w:t>
-        </w:r>
-      </w:hyperlink>
-    </w:p>
-    <w:p>
-      <w:pPr>
-        <w:pStyle w:val="Heading2"/>
-      </w:pPr>
-      <w:r>
-        <w:t>D. Материалы музеев, архивов и библиотек</w:t>
-      </w:r>
-    </w:p>
-    <w:p>
-      <w:pPr>
-        <w:keepLines/>
-        <w:spacing w:after="80" w:line="300" w:lineRule="auto"/>
-        <w:numPr>
-          <w:ilvl w:val="0"/>
-          <w:numId w:val="12"/>
-        </w:numPr>
-      </w:pPr>
-      <w:r>
-        <w:t>Science Museum, Лондон. Пенициллин и устойчивость к антибиотикам.</w:t>
-      </w:r>
-      <w:r>
-        <w:t xml:space="preserve"> </w:t>
-      </w:r>
-      <w:hyperlink r:id="rId13">
-        <w:r>
-          <w:rPr>
-            <w:color w:val="0563C1"/>
-            <w:u w:val="single"/>
-          </w:rPr>
-          <w:t>https://www.sciencemuseum.org.uk/objects-and-stories/medicine/antibiotic-resistance</w:t>
-        </w:r>
-      </w:hyperlink>
-    </w:p>
-    <w:p>
-      <w:pPr>
-        <w:pStyle w:val="Heading2"/>
-      </w:pPr>
-      <w:r>
-        <w:t>G. Космические агентства, лаборатории и научные организации</w:t>
-      </w:r>
-    </w:p>
-    <w:p>
-      <w:pPr>
-        <w:keepLines/>
-        <w:spacing w:after="80" w:line="300" w:lineRule="auto"/>
-        <w:numPr>
-          <w:ilvl w:val="0"/>
-          <w:numId w:val="13"/>
-        </w:numPr>
-      </w:pPr>
-      <w:r>
-        <w:t>Нобелевская премия по физиологии или медицине 1945 года: Александр Флеминг, Эрнст Чейн и Говард Флори.</w:t>
-      </w:r>
-      <w:r>
-        <w:t xml:space="preserve"> </w:t>
-      </w:r>
-      <w:hyperlink r:id="rId14">
-        <w:r>
-          <w:rPr>
-            <w:color w:val="0563C1"/>
-            <w:u w:val="single"/>
+            <w:sz w:val="20"/>
           </w:rPr>
           <w:t>https://www.nobelprize.org/prizes/medicine/1945/summary/</w:t>
         </w:r>
       </w:hyperlink>
+      <w:r>
+        <w:rPr>
+          <w:sz w:val="20"/>
+        </w:rPr>
+      </w:r>
     </w:p>
     <w:sectPr>
-      <w:headerReference w:type="default" r:id="rId9"/>
-      <w:footerReference w:type="default" r:id="rId10"/>
-      <w:pgSz w:w="12240" w:h="15840"/>
-      <w:pgMar w:top="1440" w:right="1440" w:bottom="1440" w:left="1440" w:header="708" w:footer="708" w:gutter="0"/>
+      <w:footerReference w:type="default" r:id="rId13"/>
+      <w:pgSz w:w="11906" w:h="16838"/>
+      <w:pgMar w:top="1020" w:right="1134" w:bottom="1020" w:left="1134" w:header="720" w:footer="720" w:gutter="0"/>
       <w:cols w:space="720"/>
       <w:docGrid w:linePitch="360"/>
     </w:sectPr>
@@ -424,60 +356,11 @@
   <w:p>
     <w:pPr>
       <w:pStyle w:val="Footer"/>
-      <w:spacing w:before="0" w:after="0"/>
       <w:jc w:val="right"/>
     </w:pPr>
-    <w:r>
-      <w:rPr>
-        <w:rFonts w:ascii="Calibri" w:hAnsi="Calibri" w:cs="Calibri"/>
-        <w:color w:val="666666"/>
-        <w:sz w:val="18"/>
-      </w:rPr>
-      <w:t xml:space="preserve">Страница </w:t>
-    </w:r>
-    <w:r>
-      <w:rPr>
-        <w:rFonts w:ascii="Calibri" w:hAnsi="Calibri" w:cs="Calibri"/>
-        <w:color w:val="666666"/>
-        <w:sz w:val="18"/>
-      </w:rPr>
-      <w:fldChar w:fldCharType="begin"/>
-      <w:instrText xml:space="preserve"> PAGE </w:instrText>
-      <w:fldChar w:fldCharType="separate"/>
-      <w:t>1</w:t>
-      <w:fldChar w:fldCharType="end"/>
-    </w:r>
+    <w:fldSimple w:instr="PAGE"/>
   </w:p>
 </w:ftr>
-</file>
-
-<file path=word/header1.xml><?xml version="1.0" encoding="utf-8"?>
-<w:hdr xmlns:m="http://schemas.openxmlformats.org/officeDocument/2006/math" xmlns:mc="http://schemas.openxmlformats.org/markup-compatibility/2006" xmlns:mo="http://schemas.microsoft.com/office/mac/office/2008/main" xmlns:mv="urn:schemas-microsoft-com:mac:vml" xmlns:o="urn:schemas-microsoft-com:office:office" xmlns:r="http://schemas.openxmlformats.org/officeDocument/2006/relationships" xmlns:v="urn:schemas-microsoft-com:vml" xmlns:w10="urn:schemas-microsoft-com:office:word" xmlns:w14="http://schemas.microsoft.com/office/word/2010/wordml" xmlns:w="http://schemas.openxmlformats.org/wordprocessingml/2006/main" xmlns:wne="http://schemas.microsoft.com/office/word/2006/wordml" xmlns:wp14="http://schemas.microsoft.com/office/word/2010/wordprocessingDrawing" xmlns:wp="http://schemas.openxmlformats.org/drawingml/2006/wordprocessingDrawing" xmlns:wpc="http://schemas.microsoft.com/office/word/2010/wordprocessingCanvas" xmlns:wpg="http://schemas.microsoft.com/office/word/2010/wordprocessingGroup" xmlns:wpi="http://schemas.microsoft.com/office/word/2010/wordprocessingInk" xmlns:wps="http://schemas.microsoft.com/office/word/2010/wordprocessingShape" mc:Ignorable="w14 wp14">
-  <w:p>
-    <w:pPr>
-      <w:pStyle w:val="Header"/>
-      <w:spacing w:after="0"/>
-      <w:jc w:val="left"/>
-    </w:pPr>
-    <w:r>
-      <w:rPr>
-        <w:rFonts w:ascii="Calibri" w:hAnsi="Calibri" w:cs="Calibri"/>
-        <w:b/>
-        <w:color w:val="666666"/>
-        <w:sz w:val="18"/>
-      </w:rPr>
-      <w:t>Открытия и изобретения</w:t>
-    </w:r>
-    <w:r>
-      <w:rPr>
-        <w:rFonts w:ascii="Calibri" w:hAnsi="Calibri" w:cs="Calibri"/>
-        <w:color w:val="666666"/>
-        <w:sz w:val="18"/>
-      </w:rPr>
-      <w:t xml:space="preserve">    |    4. Медицина, биология и общественное здравоохранение</w:t>
-    </w:r>
-  </w:p>
-</w:hdr>
 </file>
 
 <file path=word/numbering.xml><?xml version="1.0" encoding="utf-8"?>
@@ -680,78 +563,6 @@
   <w:num w:numId="9">
     <w:abstractNumId w:val="0"/>
   </w:num>
-  <w:abstractNum w:abstractNumId="9">
-    <w:multiLevelType w:val="singleLevel"/>
-    <w:lvl w:ilvl="0">
-      <w:start w:val="1"/>
-      <w:numFmt w:val="bullet"/>
-      <w:lvlText w:val="•"/>
-      <w:lvlJc w:val="left"/>
-      <w:pPr>
-        <w:tabs>
-          <w:tab w:val="num" w:pos="540"/>
-        </w:tabs>
-        <w:ind w:left="540" w:hanging="270"/>
-      </w:pPr>
-    </w:lvl>
-  </w:abstractNum>
-  <w:num w:numId="10">
-    <w:abstractNumId w:val="9"/>
-  </w:num>
-  <w:abstractNum w:abstractNumId="10">
-    <w:multiLevelType w:val="singleLevel"/>
-    <w:lvl w:ilvl="0">
-      <w:start w:val="1"/>
-      <w:numFmt w:val="decimal"/>
-      <w:lvlText w:val="%1."/>
-      <w:lvlJc w:val="left"/>
-      <w:pPr>
-        <w:tabs>
-          <w:tab w:val="num" w:pos="540"/>
-        </w:tabs>
-        <w:ind w:left="540" w:hanging="270"/>
-      </w:pPr>
-    </w:lvl>
-  </w:abstractNum>
-  <w:num w:numId="11">
-    <w:abstractNumId w:val="10"/>
-  </w:num>
-  <w:abstractNum w:abstractNumId="11">
-    <w:multiLevelType w:val="singleLevel"/>
-    <w:lvl w:ilvl="0">
-      <w:start w:val="1"/>
-      <w:numFmt w:val="decimal"/>
-      <w:lvlText w:val="%1."/>
-      <w:lvlJc w:val="left"/>
-      <w:pPr>
-        <w:tabs>
-          <w:tab w:val="num" w:pos="540"/>
-        </w:tabs>
-        <w:ind w:left="540" w:hanging="270"/>
-      </w:pPr>
-    </w:lvl>
-  </w:abstractNum>
-  <w:num w:numId="12">
-    <w:abstractNumId w:val="11"/>
-  </w:num>
-  <w:abstractNum w:abstractNumId="12">
-    <w:multiLevelType w:val="singleLevel"/>
-    <w:lvl w:ilvl="0">
-      <w:start w:val="1"/>
-      <w:numFmt w:val="decimal"/>
-      <w:lvlText w:val="%1."/>
-      <w:lvlJc w:val="left"/>
-      <w:pPr>
-        <w:tabs>
-          <w:tab w:val="num" w:pos="540"/>
-        </w:tabs>
-        <w:ind w:left="540" w:hanging="270"/>
-      </w:pPr>
-    </w:lvl>
-  </w:abstractNum>
-  <w:num w:numId="13">
-    <w:abstractNumId w:val="12"/>
-  </w:num>
 </w:numbering>
 </file>
 
@@ -760,7 +571,7 @@
   <w:docDefaults>
     <w:rPrDefault>
       <w:rPr>
-        <w:rFonts w:asciiTheme="minorHAnsi" w:eastAsiaTheme="minorEastAsia" w:hAnsiTheme="minorHAnsi" w:cstheme="minorBidi"/>
+        <w:rFonts/>
         <w:sz w:val="22"/>
         <w:szCs w:val="22"/>
         <w:lang w:val="en-US" w:eastAsia="en-US" w:bidi="ar-SA"/>
@@ -916,12 +727,13 @@
     <w:qFormat/>
     <w:rsid w:val="00FC693F"/>
     <w:pPr>
-      <w:widowControl/>
-      <w:spacing w:before="0" w:after="120" w:line="300" w:lineRule="auto"/>
+      <w:spacing w:after="120" w:line="259" w:lineRule="auto"/>
     </w:pPr>
     <w:rPr>
-      <w:rFonts w:ascii="Calibri" w:hAnsi="Calibri" w:cs="Calibri"/>
-      <w:sz w:val="22"/>
+      <w:rFonts w:ascii="Times New Roman" w:hAnsi="Times New Roman"/>
+      <w:color w:val="000000"/>
+      <w:sz w:val="24"/>
+      <w:lang w:val="ru-RU"/>
     </w:rPr>
   </w:style>
   <w:style w:type="paragraph" w:styleId="Header">
@@ -979,16 +791,17 @@
     <w:pPr>
       <w:keepNext/>
       <w:keepLines/>
-      <w:spacing w:before="360" w:after="200"/>
+      <w:spacing w:before="480" w:after="120" w:line="259" w:lineRule="auto"/>
       <w:outlineLvl w:val="0"/>
     </w:pPr>
     <w:rPr>
-      <w:rFonts w:asciiTheme="majorHAnsi" w:eastAsiaTheme="majorEastAsia" w:hAnsiTheme="majorHAnsi" w:cstheme="majorBidi" w:ascii="Calibri" w:hAnsi="Calibri" w:cs="Calibri"/>
+      <w:rFonts w:ascii="Times New Roman" w:hAnsi="Times New Roman"/>
       <w:b/>
       <w:bCs/>
-      <w:color w:val="2E74B5"/>
-      <w:sz w:val="32"/>
+      <w:color w:val="000000"/>
+      <w:sz w:val="26"/>
       <w:szCs w:val="28"/>
+      <w:lang w:val="ru-RU"/>
     </w:rPr>
   </w:style>
   <w:style w:type="paragraph" w:styleId="Heading2">
@@ -1003,16 +816,17 @@
     <w:pPr>
       <w:keepNext/>
       <w:keepLines/>
-      <w:spacing w:before="280" w:after="140"/>
+      <w:spacing w:before="200" w:after="120" w:line="259" w:lineRule="auto"/>
       <w:outlineLvl w:val="1"/>
     </w:pPr>
     <w:rPr>
-      <w:rFonts w:asciiTheme="majorHAnsi" w:eastAsiaTheme="majorEastAsia" w:hAnsiTheme="majorHAnsi" w:cstheme="majorBidi" w:ascii="Calibri" w:hAnsi="Calibri" w:cs="Calibri"/>
+      <w:rFonts w:ascii="Times New Roman" w:hAnsi="Times New Roman"/>
       <w:b/>
       <w:bCs/>
-      <w:color w:val="2E74B5"/>
+      <w:color w:val="000000"/>
       <w:sz w:val="26"/>
       <w:szCs w:val="26"/>
+      <w:lang w:val="ru-RU"/>
     </w:rPr>
   </w:style>
   <w:style w:type="paragraph" w:styleId="Heading3">
@@ -1027,15 +841,14 @@
     <w:pPr>
       <w:keepNext/>
       <w:keepLines/>
-      <w:spacing w:before="200" w:after="100"/>
+      <w:spacing w:before="200" w:after="0"/>
       <w:outlineLvl w:val="2"/>
     </w:pPr>
     <w:rPr>
-      <w:rFonts w:asciiTheme="majorHAnsi" w:eastAsiaTheme="majorEastAsia" w:hAnsiTheme="majorHAnsi" w:cstheme="majorBidi" w:ascii="Calibri" w:hAnsi="Calibri" w:cs="Calibri"/>
+      <w:rFonts/>
       <w:b/>
       <w:bCs/>
-      <w:color w:val="1F4D78"/>
-      <w:sz w:val="24"/>
+      <w:color w:val="4F81BD" w:themeColor="accent1"/>
     </w:rPr>
   </w:style>
   <w:style w:type="paragraph" w:styleId="Heading4">
@@ -1055,7 +868,7 @@
       <w:outlineLvl w:val="3"/>
     </w:pPr>
     <w:rPr>
-      <w:rFonts w:asciiTheme="majorHAnsi" w:eastAsiaTheme="majorEastAsia" w:hAnsiTheme="majorHAnsi" w:cstheme="majorBidi"/>
+      <w:rFonts/>
       <w:b/>
       <w:bCs/>
       <w:i/>
@@ -1080,7 +893,7 @@
       <w:outlineLvl w:val="4"/>
     </w:pPr>
     <w:rPr>
-      <w:rFonts w:asciiTheme="majorHAnsi" w:eastAsiaTheme="majorEastAsia" w:hAnsiTheme="majorHAnsi" w:cstheme="majorBidi"/>
+      <w:rFonts/>
       <w:color w:val="243F60" w:themeColor="accent1" w:themeShade="7F"/>
     </w:rPr>
   </w:style>
@@ -1101,7 +914,7 @@
       <w:outlineLvl w:val="5"/>
     </w:pPr>
     <w:rPr>
-      <w:rFonts w:asciiTheme="majorHAnsi" w:eastAsiaTheme="majorEastAsia" w:hAnsiTheme="majorHAnsi" w:cstheme="majorBidi"/>
+      <w:rFonts/>
       <w:i/>
       <w:iCs/>
       <w:color w:val="243F60" w:themeColor="accent1" w:themeShade="7F"/>
@@ -1124,7 +937,7 @@
       <w:outlineLvl w:val="6"/>
     </w:pPr>
     <w:rPr>
-      <w:rFonts w:asciiTheme="majorHAnsi" w:eastAsiaTheme="majorEastAsia" w:hAnsiTheme="majorHAnsi" w:cstheme="majorBidi"/>
+      <w:rFonts/>
       <w:i/>
       <w:iCs/>
       <w:color w:val="404040" w:themeColor="text1" w:themeTint="BF"/>
@@ -1147,7 +960,7 @@
       <w:outlineLvl w:val="7"/>
     </w:pPr>
     <w:rPr>
-      <w:rFonts w:asciiTheme="majorHAnsi" w:eastAsiaTheme="majorEastAsia" w:hAnsiTheme="majorHAnsi" w:cstheme="majorBidi"/>
+      <w:rFonts/>
       <w:color w:val="4F81BD" w:themeColor="accent1"/>
       <w:sz w:val="20"/>
       <w:szCs w:val="20"/>
@@ -1170,7 +983,7 @@
       <w:outlineLvl w:val="8"/>
     </w:pPr>
     <w:rPr>
-      <w:rFonts w:asciiTheme="majorHAnsi" w:eastAsiaTheme="majorEastAsia" w:hAnsiTheme="majorHAnsi" w:cstheme="majorBidi"/>
+      <w:rFonts/>
       <w:i/>
       <w:iCs/>
       <w:color w:val="404040" w:themeColor="text1" w:themeTint="BF"/>
@@ -1221,7 +1034,7 @@
     <w:uiPriority w:val="9"/>
     <w:rsid w:val="00FC693F"/>
     <w:rPr>
-      <w:rFonts w:asciiTheme="majorHAnsi" w:eastAsiaTheme="majorEastAsia" w:hAnsiTheme="majorHAnsi" w:cstheme="majorBidi"/>
+      <w:rFonts/>
       <w:b/>
       <w:bCs/>
       <w:color w:val="365F91" w:themeColor="accent1" w:themeShade="BF"/>
@@ -1236,7 +1049,7 @@
     <w:uiPriority w:val="9"/>
     <w:rsid w:val="00FC693F"/>
     <w:rPr>
-      <w:rFonts w:asciiTheme="majorHAnsi" w:eastAsiaTheme="majorEastAsia" w:hAnsiTheme="majorHAnsi" w:cstheme="majorBidi"/>
+      <w:rFonts/>
       <w:b/>
       <w:bCs/>
       <w:color w:val="4F81BD" w:themeColor="accent1"/>
@@ -1251,7 +1064,7 @@
     <w:uiPriority w:val="9"/>
     <w:rsid w:val="00FC693F"/>
     <w:rPr>
-      <w:rFonts w:asciiTheme="majorHAnsi" w:eastAsiaTheme="majorEastAsia" w:hAnsiTheme="majorHAnsi" w:cstheme="majorBidi"/>
+      <w:rFonts/>
       <w:b/>
       <w:bCs/>
       <w:color w:val="4F81BD" w:themeColor="accent1"/>
@@ -1266,19 +1079,17 @@
     <w:qFormat/>
     <w:rsid w:val="00FC693F"/>
     <w:pPr>
-      <w:pBdr>
-        <w:bottom w:val="single" w:sz="8" w:space="4" w:color="4F81BD" w:themeColor="accent1"/>
-      </w:pBdr>
-      <w:spacing w:after="300" w:line="240" w:lineRule="auto"/>
+      <w:spacing w:after="120" w:line="259" w:lineRule="auto"/>
       <w:contextualSpacing/>
     </w:pPr>
     <w:rPr>
-      <w:rFonts w:asciiTheme="majorHAnsi" w:eastAsiaTheme="majorEastAsia" w:hAnsiTheme="majorHAnsi" w:cstheme="majorBidi"/>
-      <w:color w:val="17365D" w:themeColor="text2" w:themeShade="BF"/>
+      <w:rFonts w:ascii="Times New Roman" w:hAnsi="Times New Roman"/>
+      <w:color w:val="000000"/>
       <w:spacing w:val="5"/>
       <w:kern w:val="28"/>
-      <w:sz w:val="52"/>
+      <w:sz w:val="40"/>
       <w:szCs w:val="52"/>
+      <w:lang w:val="ru-RU"/>
     </w:rPr>
   </w:style>
   <w:style w:type="character" w:customStyle="1" w:styleId="TitleChar">
@@ -1288,7 +1099,7 @@
     <w:uiPriority w:val="10"/>
     <w:rsid w:val="00FC693F"/>
     <w:rPr>
-      <w:rFonts w:asciiTheme="majorHAnsi" w:eastAsiaTheme="majorEastAsia" w:hAnsiTheme="majorHAnsi" w:cstheme="majorBidi"/>
+      <w:rFonts/>
       <w:color w:val="17365D" w:themeColor="text2" w:themeShade="BF"/>
       <w:spacing w:val="5"/>
       <w:kern w:val="28"/>
@@ -1310,7 +1121,7 @@
       </w:numPr>
     </w:pPr>
     <w:rPr>
-      <w:rFonts w:asciiTheme="majorHAnsi" w:eastAsiaTheme="majorEastAsia" w:hAnsiTheme="majorHAnsi" w:cstheme="majorBidi"/>
+      <w:rFonts/>
       <w:i/>
       <w:iCs/>
       <w:color w:val="4F81BD" w:themeColor="accent1"/>
@@ -1326,7 +1137,7 @@
     <w:uiPriority w:val="11"/>
     <w:rsid w:val="00FC693F"/>
     <w:rPr>
-      <w:rFonts w:asciiTheme="majorHAnsi" w:eastAsiaTheme="majorEastAsia" w:hAnsiTheme="majorHAnsi" w:cstheme="majorBidi"/>
+      <w:rFonts/>
       <w:i/>
       <w:iCs/>
       <w:color w:val="4F81BD" w:themeColor="accent1"/>
@@ -1451,8 +1262,15 @@
       <w:numPr>
         <w:numId w:val="1"/>
       </w:numPr>
+      <w:spacing w:after="120" w:line="259" w:lineRule="auto"/>
       <w:contextualSpacing/>
     </w:pPr>
+    <w:rPr>
+      <w:rFonts w:ascii="Times New Roman" w:hAnsi="Times New Roman"/>
+      <w:color w:val="000000"/>
+      <w:sz w:val="24"/>
+      <w:lang w:val="ru-RU"/>
+    </w:rPr>
   </w:style>
   <w:style w:type="paragraph" w:styleId="ListBullet2">
     <w:name w:val="List Bullet 2"/>
@@ -1624,7 +1442,7 @@
     <w:semiHidden/>
     <w:rsid w:val="00FC693F"/>
     <w:rPr>
-      <w:rFonts w:asciiTheme="majorHAnsi" w:eastAsiaTheme="majorEastAsia" w:hAnsiTheme="majorHAnsi" w:cstheme="majorBidi"/>
+      <w:rFonts/>
       <w:b/>
       <w:bCs/>
       <w:i/>
@@ -1640,7 +1458,7 @@
     <w:semiHidden/>
     <w:rsid w:val="00FC693F"/>
     <w:rPr>
-      <w:rFonts w:asciiTheme="majorHAnsi" w:eastAsiaTheme="majorEastAsia" w:hAnsiTheme="majorHAnsi" w:cstheme="majorBidi"/>
+      <w:rFonts/>
       <w:color w:val="243F60" w:themeColor="accent1" w:themeShade="7F"/>
     </w:rPr>
   </w:style>
@@ -1652,7 +1470,7 @@
     <w:semiHidden/>
     <w:rsid w:val="00FC693F"/>
     <w:rPr>
-      <w:rFonts w:asciiTheme="majorHAnsi" w:eastAsiaTheme="majorEastAsia" w:hAnsiTheme="majorHAnsi" w:cstheme="majorBidi"/>
+      <w:rFonts/>
       <w:i/>
       <w:iCs/>
       <w:color w:val="243F60" w:themeColor="accent1" w:themeShade="7F"/>
@@ -1666,7 +1484,7 @@
     <w:semiHidden/>
     <w:rsid w:val="00FC693F"/>
     <w:rPr>
-      <w:rFonts w:asciiTheme="majorHAnsi" w:eastAsiaTheme="majorEastAsia" w:hAnsiTheme="majorHAnsi" w:cstheme="majorBidi"/>
+      <w:rFonts/>
       <w:i/>
       <w:iCs/>
       <w:color w:val="404040" w:themeColor="text1" w:themeTint="BF"/>
@@ -1680,7 +1498,7 @@
     <w:semiHidden/>
     <w:rsid w:val="00FC693F"/>
     <w:rPr>
-      <w:rFonts w:asciiTheme="majorHAnsi" w:eastAsiaTheme="majorEastAsia" w:hAnsiTheme="majorHAnsi" w:cstheme="majorBidi"/>
+      <w:rFonts/>
       <w:color w:val="4F81BD" w:themeColor="accent1"/>
       <w:sz w:val="20"/>
       <w:szCs w:val="20"/>
@@ -1694,7 +1512,7 @@
     <w:semiHidden/>
     <w:rsid w:val="00FC693F"/>
     <w:rPr>
-      <w:rFonts w:asciiTheme="majorHAnsi" w:eastAsiaTheme="majorEastAsia" w:hAnsiTheme="majorHAnsi" w:cstheme="majorBidi"/>
+      <w:rFonts/>
       <w:i/>
       <w:iCs/>
       <w:color w:val="404040" w:themeColor="text1" w:themeTint="BF"/>
@@ -1753,9 +1571,6 @@
     <w:qFormat/>
     <w:rsid w:val="00FC693F"/>
     <w:pPr>
-      <w:pBdr>
-        <w:bottom w:val="single" w:sz="4" w:space="4" w:color="4F81BD" w:themeColor="accent1"/>
-      </w:pBdr>
       <w:spacing w:before="200" w:after="280"/>
       <w:ind w:left="936" w:right="936"/>
     </w:pPr>
@@ -3283,7 +3098,7 @@
         <w:spacing w:before="0" w:after="0" w:line="240" w:lineRule="auto"/>
       </w:pPr>
       <w:rPr>
-        <w:rFonts w:asciiTheme="majorHAnsi" w:eastAsiaTheme="majorEastAsia" w:hAnsiTheme="majorHAnsi" w:cstheme="majorBidi"/>
+        <w:rFonts/>
         <w:b/>
         <w:bCs/>
       </w:rPr>
@@ -3304,7 +3119,7 @@
         <w:spacing w:before="0" w:after="0" w:line="240" w:lineRule="auto"/>
       </w:pPr>
       <w:rPr>
-        <w:rFonts w:asciiTheme="majorHAnsi" w:eastAsiaTheme="majorEastAsia" w:hAnsiTheme="majorHAnsi" w:cstheme="majorBidi"/>
+        <w:rFonts/>
         <w:b/>
         <w:bCs/>
       </w:rPr>
@@ -3322,14 +3137,14 @@
     </w:tblStylePr>
     <w:tblStylePr w:type="firstCol">
       <w:rPr>
-        <w:rFonts w:asciiTheme="majorHAnsi" w:eastAsiaTheme="majorEastAsia" w:hAnsiTheme="majorHAnsi" w:cstheme="majorBidi"/>
+        <w:rFonts/>
         <w:b/>
         <w:bCs/>
       </w:rPr>
     </w:tblStylePr>
     <w:tblStylePr w:type="lastCol">
       <w:rPr>
-        <w:rFonts w:asciiTheme="majorHAnsi" w:eastAsiaTheme="majorEastAsia" w:hAnsiTheme="majorHAnsi" w:cstheme="majorBidi"/>
+        <w:rFonts/>
         <w:b/>
         <w:bCs/>
       </w:rPr>
@@ -3413,7 +3228,7 @@
         <w:spacing w:before="0" w:after="0" w:line="240" w:lineRule="auto"/>
       </w:pPr>
       <w:rPr>
-        <w:rFonts w:asciiTheme="majorHAnsi" w:eastAsiaTheme="majorEastAsia" w:hAnsiTheme="majorHAnsi" w:cstheme="majorBidi"/>
+        <w:rFonts/>
         <w:b/>
         <w:bCs/>
       </w:rPr>
@@ -3434,7 +3249,7 @@
         <w:spacing w:before="0" w:after="0" w:line="240" w:lineRule="auto"/>
       </w:pPr>
       <w:rPr>
-        <w:rFonts w:asciiTheme="majorHAnsi" w:eastAsiaTheme="majorEastAsia" w:hAnsiTheme="majorHAnsi" w:cstheme="majorBidi"/>
+        <w:rFonts/>
         <w:b/>
         <w:bCs/>
       </w:rPr>
@@ -3452,14 +3267,14 @@
     </w:tblStylePr>
     <w:tblStylePr w:type="firstCol">
       <w:rPr>
-        <w:rFonts w:asciiTheme="majorHAnsi" w:eastAsiaTheme="majorEastAsia" w:hAnsiTheme="majorHAnsi" w:cstheme="majorBidi"/>
+        <w:rFonts/>
         <w:b/>
         <w:bCs/>
       </w:rPr>
     </w:tblStylePr>
     <w:tblStylePr w:type="lastCol">
       <w:rPr>
-        <w:rFonts w:asciiTheme="majorHAnsi" w:eastAsiaTheme="majorEastAsia" w:hAnsiTheme="majorHAnsi" w:cstheme="majorBidi"/>
+        <w:rFonts/>
         <w:b/>
         <w:bCs/>
       </w:rPr>
@@ -3543,7 +3358,7 @@
         <w:spacing w:before="0" w:after="0" w:line="240" w:lineRule="auto"/>
       </w:pPr>
       <w:rPr>
-        <w:rFonts w:asciiTheme="majorHAnsi" w:eastAsiaTheme="majorEastAsia" w:hAnsiTheme="majorHAnsi" w:cstheme="majorBidi"/>
+        <w:rFonts/>
         <w:b/>
         <w:bCs/>
       </w:rPr>
@@ -3564,7 +3379,7 @@
         <w:spacing w:before="0" w:after="0" w:line="240" w:lineRule="auto"/>
       </w:pPr>
       <w:rPr>
-        <w:rFonts w:asciiTheme="majorHAnsi" w:eastAsiaTheme="majorEastAsia" w:hAnsiTheme="majorHAnsi" w:cstheme="majorBidi"/>
+        <w:rFonts/>
         <w:b/>
         <w:bCs/>
       </w:rPr>
@@ -3582,14 +3397,14 @@
     </w:tblStylePr>
     <w:tblStylePr w:type="firstCol">
       <w:rPr>
-        <w:rFonts w:asciiTheme="majorHAnsi" w:eastAsiaTheme="majorEastAsia" w:hAnsiTheme="majorHAnsi" w:cstheme="majorBidi"/>
+        <w:rFonts/>
         <w:b/>
         <w:bCs/>
       </w:rPr>
     </w:tblStylePr>
     <w:tblStylePr w:type="lastCol">
       <w:rPr>
-        <w:rFonts w:asciiTheme="majorHAnsi" w:eastAsiaTheme="majorEastAsia" w:hAnsiTheme="majorHAnsi" w:cstheme="majorBidi"/>
+        <w:rFonts/>
         <w:b/>
         <w:bCs/>
       </w:rPr>
@@ -3673,7 +3488,7 @@
         <w:spacing w:before="0" w:after="0" w:line="240" w:lineRule="auto"/>
       </w:pPr>
       <w:rPr>
-        <w:rFonts w:asciiTheme="majorHAnsi" w:eastAsiaTheme="majorEastAsia" w:hAnsiTheme="majorHAnsi" w:cstheme="majorBidi"/>
+        <w:rFonts/>
         <w:b/>
         <w:bCs/>
       </w:rPr>
@@ -3694,7 +3509,7 @@
         <w:spacing w:before="0" w:after="0" w:line="240" w:lineRule="auto"/>
       </w:pPr>
       <w:rPr>
-        <w:rFonts w:asciiTheme="majorHAnsi" w:eastAsiaTheme="majorEastAsia" w:hAnsiTheme="majorHAnsi" w:cstheme="majorBidi"/>
+        <w:rFonts/>
         <w:b/>
         <w:bCs/>
       </w:rPr>
@@ -3712,14 +3527,14 @@
     </w:tblStylePr>
     <w:tblStylePr w:type="firstCol">
       <w:rPr>
-        <w:rFonts w:asciiTheme="majorHAnsi" w:eastAsiaTheme="majorEastAsia" w:hAnsiTheme="majorHAnsi" w:cstheme="majorBidi"/>
+        <w:rFonts/>
         <w:b/>
         <w:bCs/>
       </w:rPr>
     </w:tblStylePr>
     <w:tblStylePr w:type="lastCol">
       <w:rPr>
-        <w:rFonts w:asciiTheme="majorHAnsi" w:eastAsiaTheme="majorEastAsia" w:hAnsiTheme="majorHAnsi" w:cstheme="majorBidi"/>
+        <w:rFonts/>
         <w:b/>
         <w:bCs/>
       </w:rPr>
@@ -3803,7 +3618,7 @@
         <w:spacing w:before="0" w:after="0" w:line="240" w:lineRule="auto"/>
       </w:pPr>
       <w:rPr>
-        <w:rFonts w:asciiTheme="majorHAnsi" w:eastAsiaTheme="majorEastAsia" w:hAnsiTheme="majorHAnsi" w:cstheme="majorBidi"/>
+        <w:rFonts/>
         <w:b/>
         <w:bCs/>
       </w:rPr>
@@ -3824,7 +3639,7 @@
         <w:spacing w:before="0" w:after="0" w:line="240" w:lineRule="auto"/>
       </w:pPr>
       <w:rPr>
-        <w:rFonts w:asciiTheme="majorHAnsi" w:eastAsiaTheme="majorEastAsia" w:hAnsiTheme="majorHAnsi" w:cstheme="majorBidi"/>
+        <w:rFonts/>
         <w:b/>
         <w:bCs/>
       </w:rPr>
@@ -3842,14 +3657,14 @@
     </w:tblStylePr>
     <w:tblStylePr w:type="firstCol">
       <w:rPr>
-        <w:rFonts w:asciiTheme="majorHAnsi" w:eastAsiaTheme="majorEastAsia" w:hAnsiTheme="majorHAnsi" w:cstheme="majorBidi"/>
+        <w:rFonts/>
         <w:b/>
         <w:bCs/>
       </w:rPr>
     </w:tblStylePr>
     <w:tblStylePr w:type="lastCol">
       <w:rPr>
-        <w:rFonts w:asciiTheme="majorHAnsi" w:eastAsiaTheme="majorEastAsia" w:hAnsiTheme="majorHAnsi" w:cstheme="majorBidi"/>
+        <w:rFonts/>
         <w:b/>
         <w:bCs/>
       </w:rPr>
@@ -3933,7 +3748,7 @@
         <w:spacing w:before="0" w:after="0" w:line="240" w:lineRule="auto"/>
       </w:pPr>
       <w:rPr>
-        <w:rFonts w:asciiTheme="majorHAnsi" w:eastAsiaTheme="majorEastAsia" w:hAnsiTheme="majorHAnsi" w:cstheme="majorBidi"/>
+        <w:rFonts/>
         <w:b/>
         <w:bCs/>
       </w:rPr>
@@ -3954,7 +3769,7 @@
         <w:spacing w:before="0" w:after="0" w:line="240" w:lineRule="auto"/>
       </w:pPr>
       <w:rPr>
-        <w:rFonts w:asciiTheme="majorHAnsi" w:eastAsiaTheme="majorEastAsia" w:hAnsiTheme="majorHAnsi" w:cstheme="majorBidi"/>
+        <w:rFonts/>
         <w:b/>
         <w:bCs/>
       </w:rPr>
@@ -3972,14 +3787,14 @@
     </w:tblStylePr>
     <w:tblStylePr w:type="firstCol">
       <w:rPr>
-        <w:rFonts w:asciiTheme="majorHAnsi" w:eastAsiaTheme="majorEastAsia" w:hAnsiTheme="majorHAnsi" w:cstheme="majorBidi"/>
+        <w:rFonts/>
         <w:b/>
         <w:bCs/>
       </w:rPr>
     </w:tblStylePr>
     <w:tblStylePr w:type="lastCol">
       <w:rPr>
-        <w:rFonts w:asciiTheme="majorHAnsi" w:eastAsiaTheme="majorEastAsia" w:hAnsiTheme="majorHAnsi" w:cstheme="majorBidi"/>
+        <w:rFonts/>
         <w:b/>
         <w:bCs/>
       </w:rPr>
@@ -4063,7 +3878,7 @@
         <w:spacing w:before="0" w:after="0" w:line="240" w:lineRule="auto"/>
       </w:pPr>
       <w:rPr>
-        <w:rFonts w:asciiTheme="majorHAnsi" w:eastAsiaTheme="majorEastAsia" w:hAnsiTheme="majorHAnsi" w:cstheme="majorBidi"/>
+        <w:rFonts/>
         <w:b/>
         <w:bCs/>
       </w:rPr>
@@ -4084,7 +3899,7 @@
         <w:spacing w:before="0" w:after="0" w:line="240" w:lineRule="auto"/>
       </w:pPr>
       <w:rPr>
-        <w:rFonts w:asciiTheme="majorHAnsi" w:eastAsiaTheme="majorEastAsia" w:hAnsiTheme="majorHAnsi" w:cstheme="majorBidi"/>
+        <w:rFonts/>
         <w:b/>
         <w:bCs/>
       </w:rPr>
@@ -4102,14 +3917,14 @@
     </w:tblStylePr>
     <w:tblStylePr w:type="firstCol">
       <w:rPr>
-        <w:rFonts w:asciiTheme="majorHAnsi" w:eastAsiaTheme="majorEastAsia" w:hAnsiTheme="majorHAnsi" w:cstheme="majorBidi"/>
+        <w:rFonts/>
         <w:b/>
         <w:bCs/>
       </w:rPr>
     </w:tblStylePr>
     <w:tblStylePr w:type="lastCol">
       <w:rPr>
-        <w:rFonts w:asciiTheme="majorHAnsi" w:eastAsiaTheme="majorEastAsia" w:hAnsiTheme="majorHAnsi" w:cstheme="majorBidi"/>
+        <w:rFonts/>
         <w:b/>
         <w:bCs/>
       </w:rPr>
@@ -5974,7 +5789,7 @@
     </w:tblPr>
     <w:tblStylePr w:type="firstRow">
       <w:rPr>
-        <w:rFonts w:asciiTheme="majorHAnsi" w:eastAsiaTheme="majorEastAsia" w:hAnsiTheme="majorHAnsi" w:cstheme="majorBidi"/>
+        <w:rFonts/>
       </w:rPr>
       <w:tblPr/>
       <w:tcPr>
@@ -6058,7 +5873,7 @@
     </w:tblPr>
     <w:tblStylePr w:type="firstRow">
       <w:rPr>
-        <w:rFonts w:asciiTheme="majorHAnsi" w:eastAsiaTheme="majorEastAsia" w:hAnsiTheme="majorHAnsi" w:cstheme="majorBidi"/>
+        <w:rFonts/>
       </w:rPr>
       <w:tblPr/>
       <w:tcPr>
@@ -6142,7 +5957,7 @@
     </w:tblPr>
     <w:tblStylePr w:type="firstRow">
       <w:rPr>
-        <w:rFonts w:asciiTheme="majorHAnsi" w:eastAsiaTheme="majorEastAsia" w:hAnsiTheme="majorHAnsi" w:cstheme="majorBidi"/>
+        <w:rFonts/>
       </w:rPr>
       <w:tblPr/>
       <w:tcPr>
@@ -6226,7 +6041,7 @@
     </w:tblPr>
     <w:tblStylePr w:type="firstRow">
       <w:rPr>
-        <w:rFonts w:asciiTheme="majorHAnsi" w:eastAsiaTheme="majorEastAsia" w:hAnsiTheme="majorHAnsi" w:cstheme="majorBidi"/>
+        <w:rFonts/>
       </w:rPr>
       <w:tblPr/>
       <w:tcPr>
@@ -6310,7 +6125,7 @@
     </w:tblPr>
     <w:tblStylePr w:type="firstRow">
       <w:rPr>
-        <w:rFonts w:asciiTheme="majorHAnsi" w:eastAsiaTheme="majorEastAsia" w:hAnsiTheme="majorHAnsi" w:cstheme="majorBidi"/>
+        <w:rFonts/>
       </w:rPr>
       <w:tblPr/>
       <w:tcPr>
@@ -6394,7 +6209,7 @@
     </w:tblPr>
     <w:tblStylePr w:type="firstRow">
       <w:rPr>
-        <w:rFonts w:asciiTheme="majorHAnsi" w:eastAsiaTheme="majorEastAsia" w:hAnsiTheme="majorHAnsi" w:cstheme="majorBidi"/>
+        <w:rFonts/>
       </w:rPr>
       <w:tblPr/>
       <w:tcPr>
@@ -6478,7 +6293,7 @@
     </w:tblPr>
     <w:tblStylePr w:type="firstRow">
       <w:rPr>
-        <w:rFonts w:asciiTheme="majorHAnsi" w:eastAsiaTheme="majorEastAsia" w:hAnsiTheme="majorHAnsi" w:cstheme="majorBidi"/>
+        <w:rFonts/>
       </w:rPr>
       <w:tblPr/>
       <w:tcPr>
@@ -6543,7 +6358,7 @@
       <w:spacing w:after="0" w:line="240" w:lineRule="auto"/>
     </w:pPr>
     <w:rPr>
-      <w:rFonts w:asciiTheme="majorHAnsi" w:eastAsiaTheme="majorEastAsia" w:hAnsiTheme="majorHAnsi" w:cstheme="majorBidi"/>
+      <w:rFonts/>
       <w:color w:val="000000" w:themeColor="text1"/>
     </w:rPr>
     <w:tblPr>
@@ -6671,7 +6486,7 @@
       <w:spacing w:after="0" w:line="240" w:lineRule="auto"/>
     </w:pPr>
     <w:rPr>
-      <w:rFonts w:asciiTheme="majorHAnsi" w:eastAsiaTheme="majorEastAsia" w:hAnsiTheme="majorHAnsi" w:cstheme="majorBidi"/>
+      <w:rFonts/>
       <w:color w:val="000000" w:themeColor="text1"/>
     </w:rPr>
     <w:tblPr>
@@ -6799,7 +6614,7 @@
       <w:spacing w:after="0" w:line="240" w:lineRule="auto"/>
     </w:pPr>
     <w:rPr>
-      <w:rFonts w:asciiTheme="majorHAnsi" w:eastAsiaTheme="majorEastAsia" w:hAnsiTheme="majorHAnsi" w:cstheme="majorBidi"/>
+      <w:rFonts/>
       <w:color w:val="000000" w:themeColor="text1"/>
     </w:rPr>
     <w:tblPr>
@@ -6927,7 +6742,7 @@
       <w:spacing w:after="0" w:line="240" w:lineRule="auto"/>
     </w:pPr>
     <w:rPr>
-      <w:rFonts w:asciiTheme="majorHAnsi" w:eastAsiaTheme="majorEastAsia" w:hAnsiTheme="majorHAnsi" w:cstheme="majorBidi"/>
+      <w:rFonts/>
       <w:color w:val="000000" w:themeColor="text1"/>
     </w:rPr>
     <w:tblPr>
@@ -7055,7 +6870,7 @@
       <w:spacing w:after="0" w:line="240" w:lineRule="auto"/>
     </w:pPr>
     <w:rPr>
-      <w:rFonts w:asciiTheme="majorHAnsi" w:eastAsiaTheme="majorEastAsia" w:hAnsiTheme="majorHAnsi" w:cstheme="majorBidi"/>
+      <w:rFonts/>
       <w:color w:val="000000" w:themeColor="text1"/>
     </w:rPr>
     <w:tblPr>
@@ -7183,7 +6998,7 @@
       <w:spacing w:after="0" w:line="240" w:lineRule="auto"/>
     </w:pPr>
     <w:rPr>
-      <w:rFonts w:asciiTheme="majorHAnsi" w:eastAsiaTheme="majorEastAsia" w:hAnsiTheme="majorHAnsi" w:cstheme="majorBidi"/>
+      <w:rFonts/>
       <w:color w:val="000000" w:themeColor="text1"/>
     </w:rPr>
     <w:tblPr>
@@ -7311,7 +7126,7 @@
       <w:spacing w:after="0" w:line="240" w:lineRule="auto"/>
     </w:pPr>
     <w:rPr>
-      <w:rFonts w:asciiTheme="majorHAnsi" w:eastAsiaTheme="majorEastAsia" w:hAnsiTheme="majorHAnsi" w:cstheme="majorBidi"/>
+      <w:rFonts/>
       <w:color w:val="000000" w:themeColor="text1"/>
     </w:rPr>
     <w:tblPr>
@@ -7950,7 +7765,7 @@
       <w:spacing w:after="0" w:line="240" w:lineRule="auto"/>
     </w:pPr>
     <w:rPr>
-      <w:rFonts w:asciiTheme="majorHAnsi" w:eastAsiaTheme="majorEastAsia" w:hAnsiTheme="majorHAnsi" w:cstheme="majorBidi"/>
+      <w:rFonts/>
       <w:color w:val="000000" w:themeColor="text1"/>
     </w:rPr>
     <w:tblPr>
@@ -8075,7 +7890,7 @@
       <w:spacing w:after="0" w:line="240" w:lineRule="auto"/>
     </w:pPr>
     <w:rPr>
-      <w:rFonts w:asciiTheme="majorHAnsi" w:eastAsiaTheme="majorEastAsia" w:hAnsiTheme="majorHAnsi" w:cstheme="majorBidi"/>
+      <w:rFonts/>
       <w:color w:val="000000" w:themeColor="text1"/>
     </w:rPr>
     <w:tblPr>
@@ -8200,7 +8015,7 @@
       <w:spacing w:after="0" w:line="240" w:lineRule="auto"/>
     </w:pPr>
     <w:rPr>
-      <w:rFonts w:asciiTheme="majorHAnsi" w:eastAsiaTheme="majorEastAsia" w:hAnsiTheme="majorHAnsi" w:cstheme="majorBidi"/>
+      <w:rFonts/>
       <w:color w:val="000000" w:themeColor="text1"/>
     </w:rPr>
     <w:tblPr>
@@ -8325,7 +8140,7 @@
       <w:spacing w:after="0" w:line="240" w:lineRule="auto"/>
     </w:pPr>
     <w:rPr>
-      <w:rFonts w:asciiTheme="majorHAnsi" w:eastAsiaTheme="majorEastAsia" w:hAnsiTheme="majorHAnsi" w:cstheme="majorBidi"/>
+      <w:rFonts/>
       <w:color w:val="000000" w:themeColor="text1"/>
     </w:rPr>
     <w:tblPr>
@@ -8450,7 +8265,7 @@
       <w:spacing w:after="0" w:line="240" w:lineRule="auto"/>
     </w:pPr>
     <w:rPr>
-      <w:rFonts w:asciiTheme="majorHAnsi" w:eastAsiaTheme="majorEastAsia" w:hAnsiTheme="majorHAnsi" w:cstheme="majorBidi"/>
+      <w:rFonts/>
       <w:color w:val="000000" w:themeColor="text1"/>
     </w:rPr>
     <w:tblPr>
@@ -8575,7 +8390,7 @@
       <w:spacing w:after="0" w:line="240" w:lineRule="auto"/>
     </w:pPr>
     <w:rPr>
-      <w:rFonts w:asciiTheme="majorHAnsi" w:eastAsiaTheme="majorEastAsia" w:hAnsiTheme="majorHAnsi" w:cstheme="majorBidi"/>
+      <w:rFonts/>
       <w:color w:val="000000" w:themeColor="text1"/>
     </w:rPr>
     <w:tblPr>
@@ -8700,7 +8515,7 @@
       <w:spacing w:after="0" w:line="240" w:lineRule="auto"/>
     </w:pPr>
     <w:rPr>
-      <w:rFonts w:asciiTheme="majorHAnsi" w:eastAsiaTheme="majorEastAsia" w:hAnsiTheme="majorHAnsi" w:cstheme="majorBidi"/>
+      <w:rFonts/>
       <w:color w:val="000000" w:themeColor="text1"/>
     </w:rPr>
     <w:tblPr>
